--- a/U12 informe.docx
+++ b/U12 informe.docx
@@ -43,6 +43,7 @@
       </w:pPr>
       <w:r>
         <w:rPr>
+          <w:noProof/>
           <w:lang w:val="es-CO"/>
         </w:rPr>
         <w:drawing>
@@ -106,7 +107,13 @@
         <w:rPr>
           <w:lang w:val="es-CO"/>
         </w:rPr>
-        <w:t xml:space="preserve"> desde las 8am hasta las 8pm que abusiva jajaja mejor usar render</w:t>
+        <w:t xml:space="preserve"> desde las 8am hasta las 8pm</w:t>
+      </w:r>
+      <w:r>
+        <w:rPr>
+          <w:lang w:val="es-CO"/>
+        </w:rPr>
+        <w:tab/>
       </w:r>
     </w:p>
     <w:p>
@@ -115,6 +122,253 @@
           <w:lang w:val="es-CO"/>
         </w:rPr>
       </w:pPr>
+      <w:r>
+        <w:rPr>
+          <w:lang w:val="es-CO"/>
+        </w:rPr>
+        <w:drawing>
+          <wp:inline distT="0" distB="0" distL="0" distR="0" wp14:anchorId="7606410B" wp14:editId="4AF7CAF4">
+            <wp:extent cx="5400040" cy="3353435"/>
+            <wp:effectExtent l="0" t="0" r="0" b="0"/>
+            <wp:docPr id="428951666" name="Imagen 1"/>
+            <wp:cNvGraphicFramePr>
+              <a:graphicFrameLocks xmlns:a="http://schemas.openxmlformats.org/drawingml/2006/main" noChangeAspect="1"/>
+            </wp:cNvGraphicFramePr>
+            <a:graphic xmlns:a="http://schemas.openxmlformats.org/drawingml/2006/main">
+              <a:graphicData uri="http://schemas.openxmlformats.org/drawingml/2006/picture">
+                <pic:pic xmlns:pic="http://schemas.openxmlformats.org/drawingml/2006/picture">
+                  <pic:nvPicPr>
+                    <pic:cNvPr id="428951666" name=""/>
+                    <pic:cNvPicPr/>
+                  </pic:nvPicPr>
+                  <pic:blipFill>
+                    <a:blip r:embed="rId5"/>
+                    <a:stretch>
+                      <a:fillRect/>
+                    </a:stretch>
+                  </pic:blipFill>
+                  <pic:spPr>
+                    <a:xfrm>
+                      <a:off x="0" y="0"/>
+                      <a:ext cx="5400040" cy="3353435"/>
+                    </a:xfrm>
+                    <a:prstGeom prst="rect">
+                      <a:avLst/>
+                    </a:prstGeom>
+                  </pic:spPr>
+                </pic:pic>
+              </a:graphicData>
+            </a:graphic>
+          </wp:inline>
+        </w:drawing>
+      </w:r>
+    </w:p>
+    <w:p>
+      <w:pPr>
+        <w:rPr>
+          <w:lang w:val="es-CO"/>
+        </w:rPr>
+      </w:pPr>
+      <w:hyperlink r:id="rId6" w:history="1">
+        <w:r>
+          <w:rPr>
+            <w:rStyle w:val="Hipervnculo"/>
+            <w:lang w:val="es-CO"/>
+          </w:rPr>
+          <w:t>https://github.com/HeberYesid/daza-post1-u12</w:t>
+        </w:r>
+      </w:hyperlink>
+      <w:r>
+        <w:rPr>
+          <w:lang w:val="es-CO"/>
+        </w:rPr>
+        <w:t xml:space="preserve"> </w:t>
+      </w:r>
+    </w:p>
+    <w:p>
+      <w:pPr>
+        <w:rPr>
+          <w:lang w:val="es-CO"/>
+        </w:rPr>
+      </w:pPr>
+      <w:hyperlink r:id="rId7" w:history="1">
+        <w:r>
+          <w:rPr>
+            <w:rStyle w:val="Hipervnculo"/>
+            <w:lang w:val="es-CO"/>
+          </w:rPr>
+          <w:t>https://daza-post1-u12-production.up.railway.app/productos</w:t>
+        </w:r>
+      </w:hyperlink>
+      <w:r>
+        <w:rPr>
+          <w:lang w:val="es-CO"/>
+        </w:rPr>
+        <w:t xml:space="preserve"> </w:t>
+      </w:r>
+    </w:p>
+    <w:p>
+      <w:pPr>
+        <w:rPr>
+          <w:noProof/>
+        </w:rPr>
+      </w:pPr>
+      <w:proofErr w:type="spellStart"/>
+      <w:r>
+        <w:rPr>
+          <w:lang w:val="es-CO"/>
+        </w:rPr>
+        <w:lastRenderedPageBreak/>
+        <w:t>Endpoints</w:t>
+      </w:r>
+      <w:proofErr w:type="spellEnd"/>
+      <w:r>
+        <w:rPr>
+          <w:lang w:val="es-CO"/>
+        </w:rPr>
+        <w:t>:</w:t>
+      </w:r>
+      <w:r>
+        <w:rPr>
+          <w:noProof/>
+        </w:rPr>
+        <w:t xml:space="preserve"> </w:t>
+      </w:r>
+      <w:r>
+        <w:rPr>
+          <w:lang w:val="es-CO"/>
+        </w:rPr>
+        <w:drawing>
+          <wp:inline distT="0" distB="0" distL="0" distR="0" wp14:anchorId="48B5F049" wp14:editId="6C5E66BD">
+            <wp:extent cx="5400040" cy="5892165"/>
+            <wp:effectExtent l="0" t="0" r="0" b="0"/>
+            <wp:docPr id="1966148302" name="Imagen 1"/>
+            <wp:cNvGraphicFramePr>
+              <a:graphicFrameLocks xmlns:a="http://schemas.openxmlformats.org/drawingml/2006/main" noChangeAspect="1"/>
+            </wp:cNvGraphicFramePr>
+            <a:graphic xmlns:a="http://schemas.openxmlformats.org/drawingml/2006/main">
+              <a:graphicData uri="http://schemas.openxmlformats.org/drawingml/2006/picture">
+                <pic:pic xmlns:pic="http://schemas.openxmlformats.org/drawingml/2006/picture">
+                  <pic:nvPicPr>
+                    <pic:cNvPr id="1966148302" name=""/>
+                    <pic:cNvPicPr/>
+                  </pic:nvPicPr>
+                  <pic:blipFill>
+                    <a:blip r:embed="rId8"/>
+                    <a:stretch>
+                      <a:fillRect/>
+                    </a:stretch>
+                  </pic:blipFill>
+                  <pic:spPr>
+                    <a:xfrm>
+                      <a:off x="0" y="0"/>
+                      <a:ext cx="5400040" cy="5892165"/>
+                    </a:xfrm>
+                    <a:prstGeom prst="rect">
+                      <a:avLst/>
+                    </a:prstGeom>
+                  </pic:spPr>
+                </pic:pic>
+              </a:graphicData>
+            </a:graphic>
+          </wp:inline>
+        </w:drawing>
+      </w:r>
+    </w:p>
+    <w:p>
+      <w:pPr>
+        <w:rPr>
+          <w:lang w:val="es-CO"/>
+        </w:rPr>
+      </w:pPr>
+      <w:r>
+        <w:rPr>
+          <w:lang w:val="es-CO"/>
+        </w:rPr>
+        <w:lastRenderedPageBreak/>
+        <w:drawing>
+          <wp:inline distT="0" distB="0" distL="0" distR="0" wp14:anchorId="28653262" wp14:editId="5689685C">
+            <wp:extent cx="5400040" cy="2985135"/>
+            <wp:effectExtent l="0" t="0" r="0" b="5715"/>
+            <wp:docPr id="1961857399" name="Imagen 1"/>
+            <wp:cNvGraphicFramePr>
+              <a:graphicFrameLocks xmlns:a="http://schemas.openxmlformats.org/drawingml/2006/main" noChangeAspect="1"/>
+            </wp:cNvGraphicFramePr>
+            <a:graphic xmlns:a="http://schemas.openxmlformats.org/drawingml/2006/main">
+              <a:graphicData uri="http://schemas.openxmlformats.org/drawingml/2006/picture">
+                <pic:pic xmlns:pic="http://schemas.openxmlformats.org/drawingml/2006/picture">
+                  <pic:nvPicPr>
+                    <pic:cNvPr id="1961857399" name=""/>
+                    <pic:cNvPicPr/>
+                  </pic:nvPicPr>
+                  <pic:blipFill>
+                    <a:blip r:embed="rId9"/>
+                    <a:stretch>
+                      <a:fillRect/>
+                    </a:stretch>
+                  </pic:blipFill>
+                  <pic:spPr>
+                    <a:xfrm>
+                      <a:off x="0" y="0"/>
+                      <a:ext cx="5400040" cy="2985135"/>
+                    </a:xfrm>
+                    <a:prstGeom prst="rect">
+                      <a:avLst/>
+                    </a:prstGeom>
+                  </pic:spPr>
+                </pic:pic>
+              </a:graphicData>
+            </a:graphic>
+          </wp:inline>
+        </w:drawing>
+      </w:r>
+    </w:p>
+    <w:p>
+      <w:pPr>
+        <w:rPr>
+          <w:lang w:val="es-CO"/>
+        </w:rPr>
+      </w:pPr>
+      <w:r>
+        <w:rPr>
+          <w:lang w:val="es-CO"/>
+        </w:rPr>
+        <w:drawing>
+          <wp:inline distT="0" distB="0" distL="0" distR="0" wp14:anchorId="3C68C2A3" wp14:editId="01486101">
+            <wp:extent cx="5400040" cy="2184400"/>
+            <wp:effectExtent l="0" t="0" r="0" b="6350"/>
+            <wp:docPr id="1304654951" name="Imagen 1"/>
+            <wp:cNvGraphicFramePr>
+              <a:graphicFrameLocks xmlns:a="http://schemas.openxmlformats.org/drawingml/2006/main" noChangeAspect="1"/>
+            </wp:cNvGraphicFramePr>
+            <a:graphic xmlns:a="http://schemas.openxmlformats.org/drawingml/2006/main">
+              <a:graphicData uri="http://schemas.openxmlformats.org/drawingml/2006/picture">
+                <pic:pic xmlns:pic="http://schemas.openxmlformats.org/drawingml/2006/picture">
+                  <pic:nvPicPr>
+                    <pic:cNvPr id="1304654951" name=""/>
+                    <pic:cNvPicPr/>
+                  </pic:nvPicPr>
+                  <pic:blipFill>
+                    <a:blip r:embed="rId10"/>
+                    <a:stretch>
+                      <a:fillRect/>
+                    </a:stretch>
+                  </pic:blipFill>
+                  <pic:spPr>
+                    <a:xfrm>
+                      <a:off x="0" y="0"/>
+                      <a:ext cx="5400040" cy="2184400"/>
+                    </a:xfrm>
+                    <a:prstGeom prst="rect">
+                      <a:avLst/>
+                    </a:prstGeom>
+                  </pic:spPr>
+                </pic:pic>
+              </a:graphicData>
+            </a:graphic>
+          </wp:inline>
+        </w:drawing>
+      </w:r>
     </w:p>
     <w:p>
       <w:pPr>
@@ -129,60 +383,6 @@
           <w:lang w:val="es-CO"/>
         </w:rPr>
       </w:pPr>
-      <w:proofErr w:type="spellStart"/>
-      <w:r>
-        <w:rPr>
-          <w:lang w:val="es-CO"/>
-        </w:rPr>
-        <w:t>Healthcheck</w:t>
-      </w:r>
-      <w:proofErr w:type="spellEnd"/>
-      <w:r>
-        <w:rPr>
-          <w:lang w:val="es-CO"/>
-        </w:rPr>
-        <w:t>:</w:t>
-      </w:r>
-    </w:p>
-    <w:p>
-      <w:pPr>
-        <w:rPr>
-          <w:lang w:val="es-CO"/>
-        </w:rPr>
-      </w:pPr>
-      <w:proofErr w:type="spellStart"/>
-      <w:r>
-        <w:rPr>
-          <w:lang w:val="es-CO"/>
-        </w:rPr>
-        <w:t>Endpoints</w:t>
-      </w:r>
-      <w:proofErr w:type="spellEnd"/>
-      <w:r>
-        <w:rPr>
-          <w:lang w:val="es-CO"/>
-        </w:rPr>
-        <w:t>:</w:t>
-      </w:r>
-    </w:p>
-    <w:p>
-      <w:pPr>
-        <w:rPr>
-          <w:lang w:val="es-CO"/>
-        </w:rPr>
-      </w:pPr>
-      <w:r>
-        <w:rPr>
-          <w:lang w:val="es-CO"/>
-        </w:rPr>
-        <w:t>Sin configuración de variables de entorno debido a la actividad escogida</w:t>
-      </w:r>
-      <w:r>
-        <w:rPr>
-          <w:lang w:val="es-CO"/>
-        </w:rPr>
-        <w:tab/>
-      </w:r>
     </w:p>
     <w:sectPr>
       <w:pgSz w:w="11906" w:h="16838"/>
@@ -1111,6 +1311,29 @@
       <w:spacing w:val="5"/>
     </w:rPr>
   </w:style>
+  <w:style w:type="character" w:styleId="Hipervnculo">
+    <w:name w:val="Hyperlink"/>
+    <w:basedOn w:val="Fuentedeprrafopredeter"/>
+    <w:uiPriority w:val="99"/>
+    <w:unhideWhenUsed/>
+    <w:rsid w:val="00A46D42"/>
+    <w:rPr>
+      <w:color w:val="467886" w:themeColor="hyperlink"/>
+      <w:u w:val="single"/>
+    </w:rPr>
+  </w:style>
+  <w:style w:type="character" w:styleId="Mencinsinresolver">
+    <w:name w:val="Unresolved Mention"/>
+    <w:basedOn w:val="Fuentedeprrafopredeter"/>
+    <w:uiPriority w:val="99"/>
+    <w:semiHidden/>
+    <w:unhideWhenUsed/>
+    <w:rsid w:val="00A46D42"/>
+    <w:rPr>
+      <w:color w:val="605E5C"/>
+      <w:shd w:val="clear" w:color="auto" w:fill="E1DFDD"/>
+    </w:rPr>
+  </w:style>
 </w:styles>
 </file>
 
